--- a/backend/template/template_3.docx
+++ b/backend/template/template_3.docx
@@ -14,36 +14,130 @@
       </w:pPr>
       <w:r>
         <w:rPr>
-          <w:b/>
-          <w:bCs/>
-        </w:rPr>
-        <w:t>{{RESUME_TITLE}}</w:t>
-      </w:r>
-    </w:p>
-    <w:p>
-      <w:pPr>
-        <w:pBdr>
-          <w:bottom w:val="single" w:sz="6" w:space="1" w:color="auto"/>
-        </w:pBdr>
-        <w:spacing w:after="0"/>
-        <w:ind w:left="-360" w:right="-270"/>
-        <w:rPr>
-          <w:b/>
-          <w:bCs/>
-        </w:rPr>
-      </w:pPr>
-      <w:r>
-        <w:rPr>
           <w:noProof/>
         </w:rPr>
         <w:drawing>
-          <wp:anchor distT="0" distB="0" distL="114300" distR="114300" simplePos="0" relativeHeight="251661312" behindDoc="0" locked="0" layoutInCell="1" allowOverlap="1" wp14:anchorId="65F4AA72" wp14:editId="43F06640">
+          <wp:anchor distT="0" distB="0" distL="114300" distR="114300" simplePos="0" relativeHeight="251662336" behindDoc="0" locked="0" layoutInCell="1" allowOverlap="1" wp14:anchorId="1C2AA50A" wp14:editId="295B2414">
+            <wp:simplePos x="0" y="0"/>
+            <wp:positionH relativeFrom="column">
+              <wp:posOffset>5356860</wp:posOffset>
+            </wp:positionH>
+            <wp:positionV relativeFrom="paragraph">
+              <wp:posOffset>-220980</wp:posOffset>
+            </wp:positionV>
+            <wp:extent cx="885825" cy="885825"/>
+            <wp:effectExtent l="0" t="0" r="9525" b="9525"/>
+            <wp:wrapNone/>
+            <wp:docPr id="1375840547" name="Picture 7"/>
+            <wp:cNvGraphicFramePr>
+              <a:graphicFrameLocks xmlns:a="http://schemas.openxmlformats.org/drawingml/2006/main" noChangeAspect="1"/>
+            </wp:cNvGraphicFramePr>
+            <a:graphic xmlns:a="http://schemas.openxmlformats.org/drawingml/2006/main">
+              <a:graphicData uri="http://schemas.openxmlformats.org/drawingml/2006/picture">
+                <pic:pic xmlns:pic="http://schemas.openxmlformats.org/drawingml/2006/picture">
+                  <pic:nvPicPr>
+                    <pic:cNvPr id="1375840547" name="Picture 1375840547"/>
+                    <pic:cNvPicPr/>
+                  </pic:nvPicPr>
+                  <pic:blipFill>
+                    <a:blip r:embed="rId5">
+                      <a:extLst>
+                        <a:ext uri="{28A0092B-C50C-407E-A947-70E740481C1C}">
+                          <a14:useLocalDpi xmlns:a14="http://schemas.microsoft.com/office/drawing/2010/main" val="0"/>
+                        </a:ext>
+                      </a:extLst>
+                    </a:blip>
+                    <a:stretch>
+                      <a:fillRect/>
+                    </a:stretch>
+                  </pic:blipFill>
+                  <pic:spPr>
+                    <a:xfrm>
+                      <a:off x="0" y="0"/>
+                      <a:ext cx="885825" cy="885825"/>
+                    </a:xfrm>
+                    <a:prstGeom prst="rect">
+                      <a:avLst/>
+                    </a:prstGeom>
+                  </pic:spPr>
+                </pic:pic>
+              </a:graphicData>
+            </a:graphic>
+          </wp:anchor>
+        </w:drawing>
+      </w:r>
+      <w:r>
+        <w:rPr>
+          <w:noProof/>
+        </w:rPr>
+        <w:drawing>
+          <wp:anchor distT="0" distB="0" distL="114300" distR="114300" simplePos="0" relativeHeight="251663360" behindDoc="0" locked="0" layoutInCell="1" allowOverlap="1" wp14:anchorId="06D30264" wp14:editId="4CFD3766">
+            <wp:simplePos x="0" y="0"/>
+            <wp:positionH relativeFrom="column">
+              <wp:posOffset>4351020</wp:posOffset>
+            </wp:positionH>
+            <wp:positionV relativeFrom="paragraph">
+              <wp:posOffset>198120</wp:posOffset>
+            </wp:positionV>
+            <wp:extent cx="838200" cy="554400"/>
+            <wp:effectExtent l="0" t="0" r="0" b="0"/>
+            <wp:wrapNone/>
+            <wp:docPr id="785316843" name="Picture 8"/>
+            <wp:cNvGraphicFramePr>
+              <a:graphicFrameLocks xmlns:a="http://schemas.openxmlformats.org/drawingml/2006/main" noChangeAspect="1"/>
+            </wp:cNvGraphicFramePr>
+            <a:graphic xmlns:a="http://schemas.openxmlformats.org/drawingml/2006/main">
+              <a:graphicData uri="http://schemas.openxmlformats.org/drawingml/2006/picture">
+                <pic:pic xmlns:pic="http://schemas.openxmlformats.org/drawingml/2006/picture">
+                  <pic:nvPicPr>
+                    <pic:cNvPr id="785316843" name="Picture 785316843"/>
+                    <pic:cNvPicPr/>
+                  </pic:nvPicPr>
+                  <pic:blipFill>
+                    <a:blip r:embed="rId6">
+                      <a:extLst>
+                        <a:ext uri="{28A0092B-C50C-407E-A947-70E740481C1C}">
+                          <a14:useLocalDpi xmlns:a14="http://schemas.microsoft.com/office/drawing/2010/main" val="0"/>
+                        </a:ext>
+                      </a:extLst>
+                    </a:blip>
+                    <a:stretch>
+                      <a:fillRect/>
+                    </a:stretch>
+                  </pic:blipFill>
+                  <pic:spPr>
+                    <a:xfrm>
+                      <a:off x="0" y="0"/>
+                      <a:ext cx="838200" cy="554400"/>
+                    </a:xfrm>
+                    <a:prstGeom prst="rect">
+                      <a:avLst/>
+                    </a:prstGeom>
+                  </pic:spPr>
+                </pic:pic>
+              </a:graphicData>
+            </a:graphic>
+            <wp14:sizeRelH relativeFrom="margin">
+              <wp14:pctWidth>0</wp14:pctWidth>
+            </wp14:sizeRelH>
+            <wp14:sizeRelV relativeFrom="margin">
+              <wp14:pctHeight>0</wp14:pctHeight>
+            </wp14:sizeRelV>
+          </wp:anchor>
+        </w:drawing>
+      </w:r>
+      <w:r>
+        <w:rPr>
+          <w:noProof/>
+        </w:rPr>
+        <w:drawing>
+          <wp:anchor distT="0" distB="0" distL="114300" distR="114300" simplePos="0" relativeHeight="251661312" behindDoc="0" locked="0" layoutInCell="1" allowOverlap="1" wp14:anchorId="65F4AA72" wp14:editId="4073CE12">
             <wp:simplePos x="0" y="0"/>
             <wp:positionH relativeFrom="margin">
-              <wp:posOffset>6301740</wp:posOffset>
+              <wp:posOffset>6316980</wp:posOffset>
             </wp:positionH>
             <wp:positionV relativeFrom="paragraph">
-              <wp:posOffset>150495</wp:posOffset>
+              <wp:posOffset>0</wp:posOffset>
             </wp:positionV>
             <wp:extent cx="806450" cy="685800"/>
             <wp:effectExtent l="0" t="0" r="0" b="0"/>
@@ -62,7 +156,7 @@
                     </pic:cNvPicPr>
                   </pic:nvPicPr>
                   <pic:blipFill>
-                    <a:blip r:embed="rId5" cstate="print">
+                    <a:blip r:embed="rId7" cstate="print">
                       <a:extLst>
                         <a:ext uri="{28A0092B-C50C-407E-A947-70E740481C1C}">
                           <a14:useLocalDpi xmlns:a14="http://schemas.microsoft.com/office/drawing/2010/main" val="0"/>
@@ -98,132 +192,10 @@
       </w:r>
       <w:r>
         <w:rPr>
-          <w:noProof/>
-        </w:rPr>
-        <w:drawing>
-          <wp:anchor distT="0" distB="0" distL="114300" distR="114300" simplePos="0" relativeHeight="251663360" behindDoc="0" locked="0" layoutInCell="1" allowOverlap="1" wp14:anchorId="06D30264" wp14:editId="5E2D41C2">
-            <wp:simplePos x="0" y="0"/>
-            <wp:positionH relativeFrom="column">
-              <wp:posOffset>3939540</wp:posOffset>
-            </wp:positionH>
-            <wp:positionV relativeFrom="paragraph">
-              <wp:posOffset>5715</wp:posOffset>
-            </wp:positionV>
-            <wp:extent cx="1209675" cy="800100"/>
-            <wp:effectExtent l="0" t="0" r="9525" b="0"/>
-            <wp:wrapNone/>
-            <wp:docPr id="785316843" name="Picture 8"/>
-            <wp:cNvGraphicFramePr>
-              <a:graphicFrameLocks xmlns:a="http://schemas.openxmlformats.org/drawingml/2006/main" noChangeAspect="1"/>
-            </wp:cNvGraphicFramePr>
-            <a:graphic xmlns:a="http://schemas.openxmlformats.org/drawingml/2006/main">
-              <a:graphicData uri="http://schemas.openxmlformats.org/drawingml/2006/picture">
-                <pic:pic xmlns:pic="http://schemas.openxmlformats.org/drawingml/2006/picture">
-                  <pic:nvPicPr>
-                    <pic:cNvPr id="785316843" name="Picture 785316843"/>
-                    <pic:cNvPicPr/>
-                  </pic:nvPicPr>
-                  <pic:blipFill>
-                    <a:blip r:embed="rId6">
-                      <a:extLst>
-                        <a:ext uri="{28A0092B-C50C-407E-A947-70E740481C1C}">
-                          <a14:useLocalDpi xmlns:a14="http://schemas.microsoft.com/office/drawing/2010/main" val="0"/>
-                        </a:ext>
-                      </a:extLst>
-                    </a:blip>
-                    <a:stretch>
-                      <a:fillRect/>
-                    </a:stretch>
-                  </pic:blipFill>
-                  <pic:spPr>
-                    <a:xfrm>
-                      <a:off x="0" y="0"/>
-                      <a:ext cx="1209675" cy="800100"/>
-                    </a:xfrm>
-                    <a:prstGeom prst="rect">
-                      <a:avLst/>
-                    </a:prstGeom>
-                  </pic:spPr>
-                </pic:pic>
-              </a:graphicData>
-            </a:graphic>
-          </wp:anchor>
-        </w:drawing>
-      </w:r>
-      <w:r>
-        <w:rPr>
-          <w:noProof/>
-        </w:rPr>
-        <w:drawing>
-          <wp:anchor distT="0" distB="0" distL="114300" distR="114300" simplePos="0" relativeHeight="251662336" behindDoc="0" locked="0" layoutInCell="1" allowOverlap="1" wp14:anchorId="1C2AA50A" wp14:editId="38EB2A57">
-            <wp:simplePos x="0" y="0"/>
-            <wp:positionH relativeFrom="column">
-              <wp:posOffset>5364480</wp:posOffset>
-            </wp:positionH>
-            <wp:positionV relativeFrom="paragraph">
-              <wp:posOffset>5715</wp:posOffset>
-            </wp:positionV>
-            <wp:extent cx="885825" cy="885825"/>
-            <wp:effectExtent l="0" t="0" r="9525" b="9525"/>
-            <wp:wrapNone/>
-            <wp:docPr id="1375840547" name="Picture 7"/>
-            <wp:cNvGraphicFramePr>
-              <a:graphicFrameLocks xmlns:a="http://schemas.openxmlformats.org/drawingml/2006/main" noChangeAspect="1"/>
-            </wp:cNvGraphicFramePr>
-            <a:graphic xmlns:a="http://schemas.openxmlformats.org/drawingml/2006/main">
-              <a:graphicData uri="http://schemas.openxmlformats.org/drawingml/2006/picture">
-                <pic:pic xmlns:pic="http://schemas.openxmlformats.org/drawingml/2006/picture">
-                  <pic:nvPicPr>
-                    <pic:cNvPr id="1375840547" name="Picture 1375840547"/>
-                    <pic:cNvPicPr/>
-                  </pic:nvPicPr>
-                  <pic:blipFill>
-                    <a:blip r:embed="rId7">
-                      <a:extLst>
-                        <a:ext uri="{28A0092B-C50C-407E-A947-70E740481C1C}">
-                          <a14:useLocalDpi xmlns:a14="http://schemas.microsoft.com/office/drawing/2010/main" val="0"/>
-                        </a:ext>
-                      </a:extLst>
-                    </a:blip>
-                    <a:stretch>
-                      <a:fillRect/>
-                    </a:stretch>
-                  </pic:blipFill>
-                  <pic:spPr>
-                    <a:xfrm>
-                      <a:off x="0" y="0"/>
-                      <a:ext cx="885825" cy="885825"/>
-                    </a:xfrm>
-                    <a:prstGeom prst="rect">
-                      <a:avLst/>
-                    </a:prstGeom>
-                  </pic:spPr>
-                </pic:pic>
-              </a:graphicData>
-            </a:graphic>
-          </wp:anchor>
-        </w:drawing>
-      </w:r>
-      <w:r>
-        <w:rPr>
-          <w:b/>
-          <w:bCs/>
-        </w:rPr>
-        <w:t xml:space="preserve">Name: </w:t>
-      </w:r>
-      <w:r>
-        <w:rPr>
-          <w:b/>
-          <w:bCs/>
-        </w:rPr>
-        <w:t>{{RESUME_NAME_DISPLAYED}}</w:t>
-      </w:r>
-      <w:r>
-        <w:rPr>
-          <w:b/>
-          <w:bCs/>
-        </w:rPr>
-        <w:t xml:space="preserve"> </w:t>
+          <w:b/>
+          <w:bCs/>
+        </w:rPr>
+        <w:t>{{RESUME_TITLE}}</w:t>
       </w:r>
     </w:p>
     <w:p>
@@ -243,6 +215,40 @@
           <w:b/>
           <w:bCs/>
         </w:rPr>
+        <w:t xml:space="preserve">Name: </w:t>
+      </w:r>
+      <w:r>
+        <w:rPr>
+          <w:b/>
+          <w:bCs/>
+        </w:rPr>
+        <w:t>{{RESUME_NAME_DISPLAYED}}</w:t>
+      </w:r>
+      <w:r>
+        <w:rPr>
+          <w:b/>
+          <w:bCs/>
+        </w:rPr>
+        <w:t xml:space="preserve"> </w:t>
+      </w:r>
+    </w:p>
+    <w:p>
+      <w:pPr>
+        <w:pBdr>
+          <w:bottom w:val="single" w:sz="6" w:space="1" w:color="auto"/>
+        </w:pBdr>
+        <w:spacing w:after="0"/>
+        <w:ind w:left="-360" w:right="-270"/>
+        <w:rPr>
+          <w:b/>
+          <w:bCs/>
+        </w:rPr>
+      </w:pPr>
+      <w:r>
+        <w:rPr>
+          <w:b/>
+          <w:bCs/>
+        </w:rPr>
         <w:t xml:space="preserve">Mail Id: </w:t>
       </w:r>
       <w:r>
@@ -272,14 +278,30 @@
           <w:b/>
           <w:bCs/>
         </w:rPr>
-        <w:t>{{PHONE_NUMBER}}</w:t>
-      </w:r>
-      <w:r>
-        <w:rPr>
-          <w:b/>
-          <w:bCs/>
-        </w:rPr>
-        <w:t>{% if LINKEDIN %}</w:t>
+        <w:t>{{PHONE_NUMBER</w:t>
+      </w:r>
+      <w:proofErr w:type="gramStart"/>
+      <w:r>
+        <w:rPr>
+          <w:b/>
+          <w:bCs/>
+        </w:rPr>
+        <w:t>}}</w:t>
+      </w:r>
+      <w:r>
+        <w:rPr>
+          <w:b/>
+          <w:bCs/>
+        </w:rPr>
+        <w:t>{</w:t>
+      </w:r>
+      <w:proofErr w:type="gramEnd"/>
+      <w:r>
+        <w:rPr>
+          <w:b/>
+          <w:bCs/>
+        </w:rPr>
+        <w:t>% if LINKEDIN %}</w:t>
       </w:r>
       <w:r>
         <w:rPr>
@@ -287,7 +309,23 @@
           <w:bCs/>
         </w:rPr>
         <w:br/>
-        <w:t>LinkedIn: {{LINKEDIN}}{% endif %}</w:t>
+        <w:t>LinkedIn: {{LINKEDIN</w:t>
+      </w:r>
+      <w:proofErr w:type="gramStart"/>
+      <w:r>
+        <w:rPr>
+          <w:b/>
+          <w:bCs/>
+        </w:rPr>
+        <w:t>}}{</w:t>
+      </w:r>
+      <w:proofErr w:type="gramEnd"/>
+      <w:r>
+        <w:rPr>
+          <w:b/>
+          <w:bCs/>
+        </w:rPr>
+        <w:t>% endif %}</w:t>
       </w:r>
     </w:p>
     <w:p>
@@ -397,6 +435,7 @@
           <w:sz w:val="22"/>
         </w:rPr>
       </w:pPr>
+      <w:proofErr w:type="gramStart"/>
       <w:r>
         <w:rPr>
           <w:sz w:val="21"/>
@@ -411,12 +450,45 @@
         </w:rPr>
         <w:t>sum</w:t>
       </w:r>
-      <w:r>
-        <w:rPr>
-          <w:sz w:val="21"/>
-          <w:szCs w:val="21"/>
-        </w:rPr>
-        <w:t xml:space="preserve"> }}{% endfor %}</w:t>
+      <w:proofErr w:type="gramEnd"/>
+      <w:r>
+        <w:rPr>
+          <w:sz w:val="21"/>
+          <w:szCs w:val="21"/>
+        </w:rPr>
+        <w:t xml:space="preserve"> </w:t>
+      </w:r>
+      <w:proofErr w:type="gramStart"/>
+      <w:r>
+        <w:rPr>
+          <w:sz w:val="21"/>
+          <w:szCs w:val="21"/>
+        </w:rPr>
+        <w:t>}}{</w:t>
+      </w:r>
+      <w:proofErr w:type="gramEnd"/>
+      <w:r>
+        <w:rPr>
+          <w:sz w:val="21"/>
+          <w:szCs w:val="21"/>
+        </w:rPr>
+        <w:t xml:space="preserve">% </w:t>
+      </w:r>
+      <w:proofErr w:type="spellStart"/>
+      <w:r>
+        <w:rPr>
+          <w:sz w:val="21"/>
+          <w:szCs w:val="21"/>
+        </w:rPr>
+        <w:t>endfor</w:t>
+      </w:r>
+      <w:proofErr w:type="spellEnd"/>
+      <w:r>
+        <w:rPr>
+          <w:sz w:val="21"/>
+          <w:szCs w:val="21"/>
+        </w:rPr>
+        <w:t xml:space="preserve"> %}</w:t>
       </w:r>
     </w:p>
     <w:p>
@@ -555,6 +627,7 @@
                 <w:bCs/>
               </w:rPr>
             </w:pPr>
+            <w:proofErr w:type="gramStart"/>
             <w:r>
               <w:rPr>
                 <w:rFonts w:eastAsia="Times New Roman" w:cstheme="minorHAnsi"/>
@@ -562,7 +635,37 @@
                 <w:bCs/>
                 <w:lang w:val="en-US"/>
               </w:rPr>
-              <w:t>{{ skill.SKILL_NAME }}</w:t>
+              <w:t xml:space="preserve">{{ </w:t>
+            </w:r>
+            <w:proofErr w:type="spellStart"/>
+            <w:r>
+              <w:rPr>
+                <w:rFonts w:eastAsia="Times New Roman" w:cstheme="minorHAnsi"/>
+                <w:b/>
+                <w:bCs/>
+                <w:lang w:val="en-US"/>
+              </w:rPr>
+              <w:t>skill</w:t>
+            </w:r>
+            <w:proofErr w:type="gramEnd"/>
+            <w:r>
+              <w:rPr>
+                <w:rFonts w:eastAsia="Times New Roman" w:cstheme="minorHAnsi"/>
+                <w:b/>
+                <w:bCs/>
+                <w:lang w:val="en-US"/>
+              </w:rPr>
+              <w:t>.SKILL_NAME</w:t>
+            </w:r>
+            <w:proofErr w:type="spellEnd"/>
+            <w:r>
+              <w:rPr>
+                <w:rFonts w:eastAsia="Times New Roman" w:cstheme="minorHAnsi"/>
+                <w:b/>
+                <w:bCs/>
+                <w:lang w:val="en-US"/>
+              </w:rPr>
+              <w:t xml:space="preserve"> }}</w:t>
             </w:r>
           </w:p>
         </w:tc>
@@ -578,12 +681,53 @@
                 <w:lang w:val="en-US"/>
               </w:rPr>
             </w:pPr>
+            <w:proofErr w:type="gramStart"/>
             <w:r>
               <w:rPr>
                 <w:rFonts w:eastAsia="Times New Roman" w:cstheme="minorHAnsi"/>
                 <w:lang w:val="en-US"/>
               </w:rPr>
-              <w:t>{{ skill.SKILLS }}</w:t>
+              <w:t xml:space="preserve">{{ </w:t>
+            </w:r>
+            <w:proofErr w:type="spellStart"/>
+            <w:r>
+              <w:rPr>
+                <w:rFonts w:eastAsia="Times New Roman" w:cstheme="minorHAnsi"/>
+                <w:lang w:val="en-US"/>
+              </w:rPr>
+              <w:t>skill</w:t>
+            </w:r>
+            <w:proofErr w:type="gramEnd"/>
+            <w:r>
+              <w:rPr>
+                <w:rFonts w:eastAsia="Times New Roman" w:cstheme="minorHAnsi"/>
+                <w:lang w:val="en-US"/>
+              </w:rPr>
+              <w:t>.</w:t>
+            </w:r>
+            <w:proofErr w:type="gramStart"/>
+            <w:r>
+              <w:rPr>
+                <w:rFonts w:eastAsia="Times New Roman" w:cstheme="minorHAnsi"/>
+                <w:lang w:val="en-US"/>
+              </w:rPr>
+              <w:t>SKILLS</w:t>
+            </w:r>
+            <w:proofErr w:type="spellEnd"/>
+            <w:r>
+              <w:rPr>
+                <w:rFonts w:eastAsia="Times New Roman" w:cstheme="minorHAnsi"/>
+                <w:lang w:val="en-US"/>
+              </w:rPr>
+              <w:t xml:space="preserve"> }</w:t>
+            </w:r>
+            <w:proofErr w:type="gramEnd"/>
+            <w:r>
+              <w:rPr>
+                <w:rFonts w:eastAsia="Times New Roman" w:cstheme="minorHAnsi"/>
+                <w:lang w:val="en-US"/>
+              </w:rPr>
+              <w:t>}</w:t>
             </w:r>
           </w:p>
           <w:p>
@@ -622,7 +766,23 @@
                 <w:rFonts w:eastAsia="Times New Roman" w:cstheme="minorHAnsi"/>
                 <w:lang w:val="en-US"/>
               </w:rPr>
-              <w:t>%tr endfor %}</w:t>
+              <w:t xml:space="preserve">%tr </w:t>
+            </w:r>
+            <w:proofErr w:type="spellStart"/>
+            <w:r>
+              <w:rPr>
+                <w:rFonts w:eastAsia="Times New Roman" w:cstheme="minorHAnsi"/>
+                <w:lang w:val="en-US"/>
+              </w:rPr>
+              <w:t>endfor</w:t>
+            </w:r>
+            <w:proofErr w:type="spellEnd"/>
+            <w:r>
+              <w:rPr>
+                <w:rFonts w:eastAsia="Times New Roman" w:cstheme="minorHAnsi"/>
+                <w:lang w:val="en-US"/>
+              </w:rPr>
+              <w:t xml:space="preserve"> %}</w:t>
             </w:r>
           </w:p>
         </w:tc>
@@ -753,14 +913,55 @@
         </w:rPr>
         <w:t xml:space="preserve">Client: </w:t>
       </w:r>
-      <w:r>
-        <w:rPr>
-          <w:b/>
-          <w:bCs/>
-          <w:sz w:val="21"/>
-          <w:szCs w:val="21"/>
-        </w:rPr>
-        <w:t>{{ exp.client }}</w:t>
+      <w:proofErr w:type="gramStart"/>
+      <w:r>
+        <w:rPr>
+          <w:b/>
+          <w:bCs/>
+          <w:sz w:val="21"/>
+          <w:szCs w:val="21"/>
+        </w:rPr>
+        <w:t xml:space="preserve">{{ </w:t>
+      </w:r>
+      <w:proofErr w:type="spellStart"/>
+      <w:r>
+        <w:rPr>
+          <w:b/>
+          <w:bCs/>
+          <w:sz w:val="21"/>
+          <w:szCs w:val="21"/>
+        </w:rPr>
+        <w:t>exp</w:t>
+      </w:r>
+      <w:proofErr w:type="gramEnd"/>
+      <w:r>
+        <w:rPr>
+          <w:b/>
+          <w:bCs/>
+          <w:sz w:val="21"/>
+          <w:szCs w:val="21"/>
+        </w:rPr>
+        <w:t>.</w:t>
+      </w:r>
+      <w:proofErr w:type="gramStart"/>
+      <w:r>
+        <w:rPr>
+          <w:b/>
+          <w:bCs/>
+          <w:sz w:val="21"/>
+          <w:szCs w:val="21"/>
+        </w:rPr>
+        <w:t>client</w:t>
+      </w:r>
+      <w:proofErr w:type="spellEnd"/>
+      <w:r>
+        <w:rPr>
+          <w:b/>
+          <w:bCs/>
+          <w:sz w:val="21"/>
+          <w:szCs w:val="21"/>
+        </w:rPr>
+        <w:t xml:space="preserve"> }}</w:t>
       </w:r>
       <w:r>
         <w:rPr>
@@ -778,7 +979,57 @@
           <w:sz w:val="21"/>
           <w:szCs w:val="21"/>
         </w:rPr>
-        <w:t>{{ exp.timeline }}</w:t>
+        <w:t xml:space="preserve">{{ </w:t>
+      </w:r>
+      <w:proofErr w:type="spellStart"/>
+      <w:r>
+        <w:rPr>
+          <w:b/>
+          <w:bCs/>
+          <w:sz w:val="21"/>
+          <w:szCs w:val="21"/>
+        </w:rPr>
+        <w:t>exp</w:t>
+      </w:r>
+      <w:proofErr w:type="gramEnd"/>
+      <w:r>
+        <w:rPr>
+          <w:b/>
+          <w:bCs/>
+          <w:sz w:val="21"/>
+          <w:szCs w:val="21"/>
+        </w:rPr>
+        <w:t>.</w:t>
+      </w:r>
+      <w:proofErr w:type="gramStart"/>
+      <w:r>
+        <w:rPr>
+          <w:b/>
+          <w:bCs/>
+          <w:sz w:val="21"/>
+          <w:szCs w:val="21"/>
+        </w:rPr>
+        <w:t>timeline</w:t>
+      </w:r>
+      <w:proofErr w:type="spellEnd"/>
+      <w:r>
+        <w:rPr>
+          <w:b/>
+          <w:bCs/>
+          <w:sz w:val="21"/>
+          <w:szCs w:val="21"/>
+        </w:rPr>
+        <w:t xml:space="preserve"> }</w:t>
+      </w:r>
+      <w:proofErr w:type="gramEnd"/>
+      <w:r>
+        <w:rPr>
+          <w:b/>
+          <w:bCs/>
+          <w:sz w:val="21"/>
+          <w:szCs w:val="21"/>
+        </w:rPr>
+        <w:t>}</w:t>
       </w:r>
     </w:p>
     <w:p>
@@ -804,12 +1055,53 @@
         </w:rPr>
         <w:t xml:space="preserve">Role: </w:t>
       </w:r>
-      <w:r>
-        <w:rPr>
-          <w:sz w:val="21"/>
-          <w:szCs w:val="21"/>
-        </w:rPr>
-        <w:t>{{ exp.role }}</w:t>
+      <w:proofErr w:type="gramStart"/>
+      <w:r>
+        <w:rPr>
+          <w:sz w:val="21"/>
+          <w:szCs w:val="21"/>
+        </w:rPr>
+        <w:t xml:space="preserve">{{ </w:t>
+      </w:r>
+      <w:proofErr w:type="spellStart"/>
+      <w:r>
+        <w:rPr>
+          <w:sz w:val="21"/>
+          <w:szCs w:val="21"/>
+        </w:rPr>
+        <w:t>exp</w:t>
+      </w:r>
+      <w:proofErr w:type="gramEnd"/>
+      <w:r>
+        <w:rPr>
+          <w:sz w:val="21"/>
+          <w:szCs w:val="21"/>
+        </w:rPr>
+        <w:t>.</w:t>
+      </w:r>
+      <w:proofErr w:type="gramStart"/>
+      <w:r>
+        <w:rPr>
+          <w:sz w:val="21"/>
+          <w:szCs w:val="21"/>
+        </w:rPr>
+        <w:t>role</w:t>
+      </w:r>
+      <w:proofErr w:type="spellEnd"/>
+      <w:r>
+        <w:rPr>
+          <w:sz w:val="21"/>
+          <w:szCs w:val="21"/>
+        </w:rPr>
+        <w:t xml:space="preserve"> }</w:t>
+      </w:r>
+      <w:proofErr w:type="gramEnd"/>
+      <w:r>
+        <w:rPr>
+          <w:sz w:val="21"/>
+          <w:szCs w:val="21"/>
+        </w:rPr>
+        <w:t>}</w:t>
       </w:r>
     </w:p>
     <w:p>
@@ -826,6 +1118,7 @@
           <w:sz w:val="22"/>
         </w:rPr>
       </w:pPr>
+      <w:proofErr w:type="gramStart"/>
       <w:r>
         <w:rPr>
           <w:b/>
@@ -850,7 +1143,33 @@
           <w:sz w:val="21"/>
           <w:szCs w:val="21"/>
         </w:rPr>
-        <w:t>{% for b in exp.responsibilities %}</w:t>
+        <w:t>{</w:t>
+      </w:r>
+      <w:proofErr w:type="gramEnd"/>
+      <w:r>
+        <w:rPr>
+          <w:sz w:val="21"/>
+          <w:szCs w:val="21"/>
+        </w:rPr>
+        <w:t xml:space="preserve">% for b in </w:t>
+      </w:r>
+      <w:proofErr w:type="spellStart"/>
+      <w:proofErr w:type="gramStart"/>
+      <w:r>
+        <w:rPr>
+          <w:sz w:val="21"/>
+          <w:szCs w:val="21"/>
+        </w:rPr>
+        <w:t>exp.responsibilities</w:t>
+      </w:r>
+      <w:proofErr w:type="spellEnd"/>
+      <w:proofErr w:type="gramEnd"/>
+      <w:r>
+        <w:rPr>
+          <w:sz w:val="21"/>
+          <w:szCs w:val="21"/>
+        </w:rPr>
+        <w:t xml:space="preserve"> %}</w:t>
       </w:r>
     </w:p>
     <w:p>
@@ -872,12 +1191,53 @@
           <w:sz w:val="22"/>
         </w:rPr>
       </w:pPr>
-      <w:r>
-        <w:rPr>
-          <w:sz w:val="21"/>
-          <w:szCs w:val="21"/>
-        </w:rPr>
-        <w:t>{{ b }}{% endfor %}</w:t>
+      <w:proofErr w:type="gramStart"/>
+      <w:r>
+        <w:rPr>
+          <w:sz w:val="21"/>
+          <w:szCs w:val="21"/>
+        </w:rPr>
+        <w:t>{{ b</w:t>
+      </w:r>
+      <w:proofErr w:type="gramEnd"/>
+      <w:r>
+        <w:rPr>
+          <w:sz w:val="21"/>
+          <w:szCs w:val="21"/>
+        </w:rPr>
+        <w:t xml:space="preserve"> </w:t>
+      </w:r>
+      <w:proofErr w:type="gramStart"/>
+      <w:r>
+        <w:rPr>
+          <w:sz w:val="21"/>
+          <w:szCs w:val="21"/>
+        </w:rPr>
+        <w:t>}}{</w:t>
+      </w:r>
+      <w:proofErr w:type="gramEnd"/>
+      <w:r>
+        <w:rPr>
+          <w:sz w:val="21"/>
+          <w:szCs w:val="21"/>
+        </w:rPr>
+        <w:t xml:space="preserve">% </w:t>
+      </w:r>
+      <w:proofErr w:type="spellStart"/>
+      <w:r>
+        <w:rPr>
+          <w:sz w:val="21"/>
+          <w:szCs w:val="21"/>
+        </w:rPr>
+        <w:t>endfor</w:t>
+      </w:r>
+      <w:proofErr w:type="spellEnd"/>
+      <w:r>
+        <w:rPr>
+          <w:sz w:val="21"/>
+          <w:szCs w:val="21"/>
+        </w:rPr>
+        <w:t xml:space="preserve"> %}</w:t>
       </w:r>
     </w:p>
     <w:p>
@@ -901,12 +1261,53 @@
         </w:rPr>
         <w:t xml:space="preserve">Environment: </w:t>
       </w:r>
-      <w:r>
-        <w:rPr>
-          <w:sz w:val="21"/>
-          <w:szCs w:val="21"/>
-        </w:rPr>
-        <w:t>{{ exp.environment }}</w:t>
+      <w:proofErr w:type="gramStart"/>
+      <w:r>
+        <w:rPr>
+          <w:sz w:val="21"/>
+          <w:szCs w:val="21"/>
+        </w:rPr>
+        <w:t xml:space="preserve">{{ </w:t>
+      </w:r>
+      <w:proofErr w:type="spellStart"/>
+      <w:r>
+        <w:rPr>
+          <w:sz w:val="21"/>
+          <w:szCs w:val="21"/>
+        </w:rPr>
+        <w:t>exp</w:t>
+      </w:r>
+      <w:proofErr w:type="gramEnd"/>
+      <w:r>
+        <w:rPr>
+          <w:sz w:val="21"/>
+          <w:szCs w:val="21"/>
+        </w:rPr>
+        <w:t>.</w:t>
+      </w:r>
+      <w:proofErr w:type="gramStart"/>
+      <w:r>
+        <w:rPr>
+          <w:sz w:val="21"/>
+          <w:szCs w:val="21"/>
+        </w:rPr>
+        <w:t>environment</w:t>
+      </w:r>
+      <w:proofErr w:type="spellEnd"/>
+      <w:r>
+        <w:rPr>
+          <w:sz w:val="21"/>
+          <w:szCs w:val="21"/>
+        </w:rPr>
+        <w:t xml:space="preserve"> }</w:t>
+      </w:r>
+      <w:proofErr w:type="gramEnd"/>
+      <w:r>
+        <w:rPr>
+          <w:sz w:val="21"/>
+          <w:szCs w:val="21"/>
+        </w:rPr>
+        <w:t>}</w:t>
       </w:r>
     </w:p>
     <w:p>
@@ -928,7 +1329,23 @@
           <w:sz w:val="21"/>
           <w:szCs w:val="21"/>
         </w:rPr>
-        <w:t>{% endfor %}</w:t>
+        <w:t xml:space="preserve">{% </w:t>
+      </w:r>
+      <w:proofErr w:type="spellStart"/>
+      <w:r>
+        <w:rPr>
+          <w:sz w:val="21"/>
+          <w:szCs w:val="21"/>
+        </w:rPr>
+        <w:t>endfor</w:t>
+      </w:r>
+      <w:proofErr w:type="spellEnd"/>
+      <w:r>
+        <w:rPr>
+          <w:sz w:val="21"/>
+          <w:szCs w:val="21"/>
+        </w:rPr>
+        <w:t xml:space="preserve"> %}</w:t>
       </w:r>
     </w:p>
     <w:p>
